--- a/docs/testing/system_tests/uc6_test_cases.docx
+++ b/docs/testing/system_tests/uc6_test_cases.docx
@@ -2889,26 +2889,32 @@
               <w:rPr>
                 <w:rFonts w:ascii="Calibri" w:hAnsi="Calibri" w:cs="Calibri"/>
               </w:rPr>
-              <w:t>[Pending]</w:t>
-            </w:r>
-          </w:p>
-        </w:tc>
-        <w:tc>
-          <w:tcPr>
-            <w:tcW w:w="1131" w:type="dxa"/>
-          </w:tcPr>
-          <w:p>
-            <w:pPr>
-              <w:pStyle w:val="Compact"/>
-              <w:rPr>
-                <w:rFonts w:ascii="Calibri" w:hAnsi="Calibri" w:cs="Calibri"/>
-              </w:rPr>
-            </w:pPr>
-            <w:r>
-              <w:rPr>
-                <w:rFonts w:ascii="Calibri" w:hAnsi="Calibri" w:cs="Calibri"/>
-              </w:rPr>
-              <w:t>Pending</w:t>
+              <w:t>Same as expected result</w:t>
+            </w:r>
+          </w:p>
+        </w:tc>
+        <w:tc>
+          <w:tcPr>
+            <w:tcW w:w="1131" w:type="dxa"/>
+          </w:tcPr>
+          <w:p>
+            <w:pPr>
+              <w:pStyle w:val="Compact"/>
+              <w:rPr>
+                <w:rFonts w:ascii="Calibri" w:hAnsi="Calibri" w:cs="Calibri"/>
+              </w:rPr>
+            </w:pPr>
+            <w:r>
+              <w:rPr>
+                <w:rFonts w:ascii="Calibri" w:hAnsi="Calibri" w:cs="Calibri"/>
+              </w:rPr>
+              <w:t>P</w:t>
+            </w:r>
+            <w:r>
+              <w:rPr>
+                <w:rFonts w:ascii="Calibri" w:hAnsi="Calibri" w:cs="Calibri"/>
+              </w:rPr>
+              <w:t>ass</w:t>
             </w:r>
           </w:p>
         </w:tc>
@@ -5682,6 +5688,7 @@
               <w:rPr>
                 <w:rFonts w:ascii="Calibri" w:hAnsi="Calibri" w:cs="Calibri"/>
               </w:rPr>
+              <w:lastRenderedPageBreak/>
               <w:t>6.4</w:t>
             </w:r>
           </w:p>
